--- a/docs/historia/personagens/resumo.docx
+++ b/docs/historia/personagens/resumo.docx
@@ -614,6 +614,13 @@
               </w:rPr>
               <w:t xml:space="preserve">Antepassado de Gabriel</w:t>
             </w:r>
+            <w:r>
+              <w:rPr>
+                <w:sz w:val="19"/>
+                <w:szCs w:val="19"/>
+              </w:rPr>
+              <w:t xml:space="preserve">. Não aparece em pessoa: só os rastros</w:t>
+            </w:r>
           </w:p>
         </w:tc>
         <w:tc>
@@ -799,7 +806,7 @@
                 <w:sz w:val="19"/>
                 <w:szCs w:val="19"/>
               </w:rPr>
-              <w:t xml:space="preserve">Uma estudante de Direito que discute com tudo e com todos, e vive cada minuto como se fosse o último</w:t>
+              <w:t xml:space="preserve">Uma estudante de Direito que não aceita não saber: quer descobrir quem fez isso, e por quê</w:t>
             </w:r>
           </w:p>
         </w:tc>
@@ -1304,7 +1311,7 @@
                 <w:sz w:val="19"/>
                 <w:szCs w:val="19"/>
               </w:rPr>
-              <w:t xml:space="preserve">Filho de um mundo cheio de máquinas, que sabe tudo de tecnologia e nada de sobreviver</w:t>
+              <w:t xml:space="preserve">Filho de um tempo de relações mornas, que trata pessoas como variáveis</w:t>
             </w:r>
           </w:p>
         </w:tc>
@@ -1683,7 +1690,7 @@
         <w:t xml:space="preserve">cerca de 20 anos</w:t>
       </w:r>
       <w:r>
-        <w:t xml:space="preserve">, estão </w:t>
+        <w:t xml:space="preserve">; os que Gabriel encontra estão </w:t>
       </w:r>
       <w:r>
         <w:rPr>
@@ -1693,7 +1700,7 @@
         <w:t xml:space="preserve">vivos</w:t>
       </w:r>
       <w:r>
-        <w:t xml:space="preserve"> e têm ligação com a região da Unifor. O Carlos não foi puxado: ele já vivia em 3026.</w:t>
+        <w:t xml:space="preserve"> (o Baltazar desapareceu) e têm ligação com a região da Unifor. O Carlos não foi puxado: ele já vivia em 3026.</w:t>
       </w:r>
     </w:p>
     <w:p>
@@ -1740,7 +1747,27 @@
         <w:t xml:space="preserve">Faroleiros</w:t>
       </w:r>
       <w:r>
-        <w:t xml:space="preserve">, a resistência que defende a Terra e ainda existe longe do campus. A IA é avançada, mas sem consciência: uma ferramenta.</w:t>
+        <w:t xml:space="preserve">, a resistência que defende a Terra e ainda existe longe do campus. A partida dos </w:t>
+      </w:r>
+      <w:r>
+        <w:rPr>
+          <w:i/>
+          <w:iCs/>
+        </w:rPr>
+        <w:t xml:space="preserve">Homo sideralis</w:t>
+      </w:r>
+      <w:r>
+        <w:t xml:space="preserve"> se chama </w:t>
+      </w:r>
+      <w:r>
+        <w:rPr>
+          <w:b/>
+          <w:bCs/>
+        </w:rPr>
+        <w:t xml:space="preserve">Grande Separação</w:t>
+      </w:r>
+      <w:r>
+        <w:t xml:space="preserve">. Quanto mais no futuro, mais frias as relações entre as pessoas: mornas em 2123, geladas em 3026. A IA é avançada, mas sem consciência: uma ferramenta.</w:t>
       </w:r>
     </w:p>
     <w:p>
@@ -1810,7 +1837,17 @@
         <w:t xml:space="preserve">Baltazar Magalhães (~1750).</w:t>
       </w:r>
       <w:r>
-        <w:t xml:space="preserve"> Cerimonioso, devoto e encantado com tudo. Fala português arcaico, chama todos de "Vossa Mercê" e solta latim quando está aflito. Acha que 3026 é o Juízo Final. Teimoso. </w:t>
+        <w:t xml:space="preserve"> Cerimonioso, devoto e encantado com tudo. Fala português arcaico, chama todos de "Vossa Mercê" e solta latim quando está aflito. Acha que 3026 é o Juízo Final. </w:t>
+      </w:r>
+      <w:r>
+        <w:rPr>
+          <w:b/>
+          <w:bCs/>
+        </w:rPr>
+        <w:t xml:space="preserve">Não aparece em pessoa:</w:t>
+      </w:r>
+      <w:r>
+        <w:t xml:space="preserve"> seguiu a luz pelo mesmo caminho que o Gabriel faz, deixando rastros e cartas em cada fase, e desapareceu na Âncora. O que houve com ele fica em aberto. Uma das cartas tem o desenho do anel, e é por ela que o Gabriel descobre o parentesco. </w:t>
       </w:r>
       <w:r>
         <w:rPr>
@@ -1820,17 +1857,7 @@
         <w:t xml:space="preserve">Arco:</w:t>
       </w:r>
       <w:r>
-        <w:t xml:space="preserve"> do "Juízo Final" à compreensão. Quando descobre que Gabriel é seu descendente, fica protetor ("meu neto de mil anos"). No fim, quer ficar em 3026, mas </w:t>
-      </w:r>
-      <w:r>
-        <w:rPr>
-          <w:b/>
-          <w:bCs/>
-        </w:rPr>
-        <w:t xml:space="preserve">precisa voltar</w:t>
-      </w:r>
-      <w:r>
-        <w:t xml:space="preserve">, ou a família de Gabriel não existe. Está escondido numa sala da Biblioteca desde que chegou.</w:t>
+        <w:t xml:space="preserve"> contado só pelo papel, do medo à coragem de entrar na luz.</w:t>
       </w:r>
     </w:p>
     <w:p>
@@ -1845,7 +1872,17 @@
         <w:t xml:space="preserve">Diana (1978).</w:t>
       </w:r>
       <w:r>
-        <w:t xml:space="preserve"> Dramática, ansiosa, impulsiva e intensa. Fala rápido e com exclamações ("Pronto, é o fim!"), misturando o vocabulário do tribunal com drama de novela. Estudante de Direito: estava numa aula chata de Direito Penal, quase dormindo, quando foi puxada. Cresceu cortando caminho pelo canteiro e conhece as galerias da obra de 1978. Quer provar que não foi um erro escolher o Direito. Age antes de pensar. </w:t>
+        <w:t xml:space="preserve"> Dramática, curiosa, impulsiva e inconformada: a mais </w:t>
+      </w:r>
+      <w:r>
+        <w:rPr>
+          <w:b/>
+          <w:bCs/>
+        </w:rPr>
+        <w:t xml:space="preserve">ativa</w:t>
+      </w:r>
+      <w:r>
+        <w:t xml:space="preserve"> do grupo. Fala rápido e com exclamações ("Pronto, é o fim!"), misturando o vocabulário do tribunal com drama de novela. Estudante de Direito: estava numa aula chata de Direito Penal, quase dormindo, quando foi puxada. Cresceu cortando caminho pelo canteiro e conhece as galerias da obra de 1978. Sai da 103 escondida para investigar quem construiu tudo aquilo. Age antes de pensar. </w:t>
       </w:r>
       <w:r>
         <w:rPr>
@@ -1855,7 +1892,7 @@
         <w:t xml:space="preserve">Arco:</w:t>
       </w:r>
       <w:r>
-        <w:t xml:space="preserve"> aprender a controlar o medo. Apareceu na 103 depois da Clarice, que a acolheu.</w:t>
+        <w:t xml:space="preserve"> de quem acusa no impulso a quem junta provas antes de acusar. Apareceu na 103 depois da Clarice, que a acolheu.</w:t>
       </w:r>
     </w:p>
     <w:p>
@@ -1870,7 +1907,17 @@
         <w:t xml:space="preserve">Clarice (1990).</w:t>
       </w:r>
       <w:r>
-        <w:t xml:space="preserve"> Rápida, independente e debochada, com gírias dos anos 90 ("Isso é totalmente surreal", "Não confie nas luzes"). Explica tudo como um problema de lógica. Não pede ajuda. Tem medo de ser esquecida. Foi da Biblioteca para o Bloco de salas e ficou na sala 103, onde acolheu a Diana. É a voz do rádio que guia Gabriel desde a Biblioteca, com o que o Henrique vê nas câmeras. </w:t>
+        <w:t xml:space="preserve"> Rápida, independente, debochada e </w:t>
+      </w:r>
+      <w:r>
+        <w:rPr>
+          <w:b/>
+          <w:bCs/>
+        </w:rPr>
+        <w:t xml:space="preserve">controladora</w:t>
+      </w:r>
+      <w:r>
+        <w:t xml:space="preserve">, com gírias dos anos 90 ("Isso é totalmente surreal", "Não confie nas luzes"). Explica tudo como um problema de lógica. Controla tudo e todos e não pede ajuda. Tem medo de ser esquecida. Foi da Biblioteca para o Bloco de salas e ficou na sala 103, onde acolheu a Diana. É a voz do rádio que guia Gabriel desde a Biblioteca, com o que o Henrique vê nas câmeras. </w:t>
       </w:r>
       <w:r>
         <w:rPr>
@@ -1880,7 +1927,7 @@
         <w:t xml:space="preserve">Arco:</w:t>
       </w:r>
       <w:r>
-        <w:t xml:space="preserve"> de quem resolve tudo sozinha a quem confia no grupo.</w:t>
+        <w:t xml:space="preserve"> de quem controla tudo sozinha a quem confia no grupo.</w:t>
       </w:r>
     </w:p>
     <w:p>
@@ -1950,7 +1997,7 @@
         <w:t xml:space="preserve">Zane (2123).</w:t>
       </w:r>
       <w:r>
-        <w:t xml:space="preserve"> Confiante, direto, irreverente e elétrico, com gírias de um futuro que ninguém reconhece. Confia demais na tecnologia. Da oficina do Labirinto, </w:t>
+        <w:t xml:space="preserve"> Frio, calculista, direto e preciso: em 2123 as relações são mornas, e o grupo é a primeira convivência intensa que ele tem. Fala em números, com gírias de um futuro que ninguém reconhece, ditas secas. Confia demais na tecnologia. Da oficina do Labirinto, </w:t>
       </w:r>
       <w:r>
         <w:rPr>
@@ -1960,7 +2007,7 @@
         <w:t xml:space="preserve">faz a comunicação de todos</w:t>
       </w:r>
       <w:r>
-        <w:t xml:space="preserve">. Desconfia do Henrique e passa dias tentando invadir o bunker, até conseguir com Gabriel. Provoca a Clarice ("analógica") e a Diana ("despluga"). </w:t>
+        <w:t xml:space="preserve">. Desconfia do Henrique porque os números não fecham, e passa dias tentando invadir o bunker, até conseguir com Gabriel. </w:t>
       </w:r>
       <w:r>
         <w:rPr>
@@ -1970,7 +2017,7 @@
         <w:t xml:space="preserve">Medo:</w:t>
       </w:r>
       <w:r>
-        <w:t xml:space="preserve"> uma máquina sem conserto, que ele não entende. </w:t>
+        <w:t xml:space="preserve"> uma máquina sem conserto, e as pessoas, que ele não sabe consertar. </w:t>
       </w:r>
       <w:r>
         <w:rPr>
@@ -1980,7 +2027,7 @@
         <w:t xml:space="preserve">Arco:</w:t>
       </w:r>
       <w:r>
-        <w:t xml:space="preserve"> pendente.</w:t>
+        <w:t xml:space="preserve"> de quem trata gente como dado a quem se importa.</w:t>
       </w:r>
     </w:p>
     <w:p>
@@ -2035,7 +2082,7 @@
         <w:t xml:space="preserve">Faroleiro</w:t>
       </w:r>
       <w:r>
-        <w:t xml:space="preserve">: saiu da resistência e se isolou na Unifor, sozinho durante anos, obcecado pelos </w:t>
+        <w:t xml:space="preserve">: há alguns anos teve um desentendimento com eles e se isolou na Unifor, abandonada havia muito tempo, obcecado pelos </w:t>
       </w:r>
       <w:r>
         <w:rPr>
@@ -2045,7 +2092,17 @@
         <w:t xml:space="preserve">anos 80</w:t>
       </w:r>
       <w:r>
-        <w:t xml:space="preserve">, para usar a Âncora e ir viver lá. Usa o Henrique para atrasar o grupo e não se importa com os puxados. A Âncora é imprecisa: cada tentativa dele abre a fenda e puxa gente por acaso. Controla os robôs. O laboratório dele e a Âncora ficam no </w:t>
+        <w:t xml:space="preserve">, para usar a Âncora e ir viver lá. Anos sozinho e a frieza do tempo dele o enlouqueceram: vive como se estivesse nos anos 80 e fala como um locutor de rádio. Tem medo do presente, porque a </w:t>
+      </w:r>
+      <w:r>
+        <w:rPr>
+          <w:b/>
+          <w:bCs/>
+        </w:rPr>
+        <w:t xml:space="preserve">Grande Separação</w:t>
+      </w:r>
+      <w:r>
+        <w:t xml:space="preserve"> o afastou de quem ele gostava. Usa o Henrique para atrasar o grupo e não se importa com os puxados. A Âncora é imprecisa: cada tentativa dele abre a fenda e puxa gente por acaso. Controla os robôs. O laboratório dele e a Âncora ficam no </w:t>
       </w:r>
       <w:r>
         <w:rPr>
@@ -2055,7 +2112,7 @@
         <w:t xml:space="preserve">D-Tec</w:t>
       </w:r>
       <w:r>
-        <w:t xml:space="preserve">, no Bloco M. Obcecado, egoísta e nostálgico. Muito sobre ele ainda está pendente.</w:t>
+        <w:t xml:space="preserve">, no Bloco M. Defeito e arco pendentes.</w:t>
       </w:r>
     </w:p>
     <w:p>
@@ -2386,7 +2443,7 @@
                 <w:sz w:val="19"/>
                 <w:szCs w:val="19"/>
               </w:rPr>
-              <w:t xml:space="preserve">Escondido numa sala secreta do Labirinto, que só a lanterna revela, com medo e isolado</w:t>
+              <w:t xml:space="preserve">Não está mais em lugar nenhum: morou numa sala secreta do Labirinto, que só a lanterna revela, e desapareceu na Âncora</w:t>
             </w:r>
           </w:p>
         </w:tc>
@@ -2416,7 +2473,7 @@
                 <w:sz w:val="19"/>
                 <w:szCs w:val="19"/>
               </w:rPr>
-              <w:t xml:space="preserve">As estrelas, que acertam a data de volta de cada um</w:t>
+              <w:t xml:space="preserve">As estrelas, pela chapa com o céu de casa que ele deixou na sala</w:t>
             </w:r>
           </w:p>
         </w:tc>
@@ -3065,7 +3122,7 @@
                 <w:sz w:val="19"/>
                 <w:szCs w:val="19"/>
               </w:rPr>
-              <w:t xml:space="preserve">Família descoberta. No fim, Gabriel convence o Baltazar a voltar para 1750</w:t>
+              <w:t xml:space="preserve">O antepassado que Gabriel persegue pelos rastros, sem nunca o encontrar. O parentesco aparece pelo anel desenhado numa carta</w:t>
             </w:r>
           </w:p>
         </w:tc>
@@ -3326,71 +3383,6 @@
                 <w:szCs w:val="19"/>
               </w:rPr>
               <w:t xml:space="preserve">Ele vê o campus pelas câmeras e passa o que vê; ela repassa a Gabriel</w:t>
-            </w:r>
-          </w:p>
-        </w:tc>
-      </w:tr>
-      <w:tr>
-        <w:trPr>
-          <w:cantSplit/>
-        </w:trPr>
-        <w:tc>
-          <w:tcPr>
-            <w:tcW w:type="dxa" w:w="2500"/>
-            <w:tcBorders>
-              <w:top w:val="single" w:color="BFC9D1" w:sz="4"/>
-              <w:left w:val="single" w:color="BFC9D1" w:sz="4"/>
-              <w:bottom w:val="single" w:color="BFC9D1" w:sz="4"/>
-              <w:right w:val="single" w:color="BFC9D1" w:sz="4"/>
-            </w:tcBorders>
-            <w:tcMar>
-              <w:top w:type="dxa" w:w="80"/>
-              <w:left w:type="dxa" w:w="120"/>
-              <w:bottom w:type="dxa" w:w="80"/>
-              <w:right w:type="dxa" w:w="120"/>
-            </w:tcMar>
-            <w:vAlign w:val="top"/>
-          </w:tcPr>
-          <w:p>
-            <w:pPr>
-              <w:spacing w:before="0" w:after="40"/>
-            </w:pPr>
-            <w:r>
-              <w:rPr>
-                <w:sz w:val="19"/>
-                <w:szCs w:val="19"/>
-              </w:rPr>
-              <w:t xml:space="preserve">Baltazar × Zane</w:t>
-            </w:r>
-          </w:p>
-        </w:tc>
-        <w:tc>
-          <w:tcPr>
-            <w:tcW w:type="dxa" w:w="6526"/>
-            <w:tcBorders>
-              <w:top w:val="single" w:color="BFC9D1" w:sz="4"/>
-              <w:left w:val="single" w:color="BFC9D1" w:sz="4"/>
-              <w:bottom w:val="single" w:color="BFC9D1" w:sz="4"/>
-              <w:right w:val="single" w:color="BFC9D1" w:sz="4"/>
-            </w:tcBorders>
-            <w:tcMar>
-              <w:top w:type="dxa" w:w="80"/>
-              <w:left w:type="dxa" w:w="120"/>
-              <w:bottom w:type="dxa" w:w="80"/>
-              <w:right w:type="dxa" w:w="120"/>
-            </w:tcMar>
-            <w:vAlign w:val="top"/>
-          </w:tcPr>
-          <w:p>
-            <w:pPr>
-              <w:spacing w:before="0" w:after="40"/>
-            </w:pPr>
-            <w:r>
-              <w:rPr>
-                <w:sz w:val="19"/>
-                <w:szCs w:val="19"/>
-              </w:rPr>
-              <w:t xml:space="preserve">Os dois extremos do tempo: fé contra tecnologia, e os dois mais curiosos do grupo</w:t>
             </w:r>
           </w:p>
         </w:tc>
@@ -3845,7 +3837,7 @@
                 <w:sz w:val="19"/>
                 <w:szCs w:val="19"/>
               </w:rPr>
-              <w:t xml:space="preserve">como consegue o conhecimento, por que saiu dos Faroleiros, e o resto da ficha (seção 10.2).</w:t>
+              <w:t xml:space="preserve">como consegue o conhecimento, o motivo do desentendimento com os Faroleiros, defeito e arco (seção 10.2).</w:t>
             </w:r>
           </w:p>
         </w:tc>
@@ -3914,7 +3906,7 @@
                 <w:sz w:val="19"/>
                 <w:szCs w:val="19"/>
               </w:rPr>
-              <w:t xml:space="preserve">o que fazia quando foi puxado, o que teme e o final dele.</w:t>
+              <w:t xml:space="preserve">o que fazia quando foi puxado e o final dele. As falas que já estão no jogo precisam do tom frio.</w:t>
             </w:r>
           </w:p>
         </w:tc>
@@ -4052,76 +4044,7 @@
                 <w:sz w:val="19"/>
                 <w:szCs w:val="19"/>
               </w:rPr>
-              <w:t xml:space="preserve">se o encontro no Labirinto (hoje opcional, a sala é secreta) passa a ser obrigatório, e como ele se junta ao grupo.</w:t>
-            </w:r>
-          </w:p>
-        </w:tc>
-      </w:tr>
-      <w:tr>
-        <w:trPr>
-          <w:cantSplit/>
-        </w:trPr>
-        <w:tc>
-          <w:tcPr>
-            <w:tcW w:type="dxa" w:w="2500"/>
-            <w:tcBorders>
-              <w:top w:val="single" w:color="BFC9D1" w:sz="4"/>
-              <w:left w:val="single" w:color="BFC9D1" w:sz="4"/>
-              <w:bottom w:val="single" w:color="BFC9D1" w:sz="4"/>
-              <w:right w:val="single" w:color="BFC9D1" w:sz="4"/>
-            </w:tcBorders>
-            <w:shd w:val="clear" w:color="auto" w:fill="EEF2F5"/>
-            <w:tcMar>
-              <w:top w:type="dxa" w:w="80"/>
-              <w:left w:type="dxa" w:w="120"/>
-              <w:bottom w:type="dxa" w:w="80"/>
-              <w:right w:type="dxa" w:w="120"/>
-            </w:tcMar>
-            <w:vAlign w:val="top"/>
-          </w:tcPr>
-          <w:p>
-            <w:pPr>
-              <w:spacing w:before="0" w:after="0"/>
-            </w:pPr>
-            <w:r>
-              <w:rPr>
-                <w:b/>
-                <w:bCs/>
-                <w:color w:val="1F2A3C"/>
-                <w:sz w:val="19"/>
-                <w:szCs w:val="19"/>
-              </w:rPr>
-              <w:t xml:space="preserve">Ordem de chegada</w:t>
-            </w:r>
-          </w:p>
-        </w:tc>
-        <w:tc>
-          <w:tcPr>
-            <w:tcW w:type="dxa" w:w="6526"/>
-            <w:tcBorders>
-              <w:top w:val="single" w:color="BFC9D1" w:sz="4"/>
-              <w:left w:val="single" w:color="BFC9D1" w:sz="4"/>
-              <w:bottom w:val="single" w:color="BFC9D1" w:sz="4"/>
-              <w:right w:val="single" w:color="BFC9D1" w:sz="4"/>
-            </w:tcBorders>
-            <w:tcMar>
-              <w:top w:type="dxa" w:w="80"/>
-              <w:left w:type="dxa" w:w="120"/>
-              <w:bottom w:type="dxa" w:w="80"/>
-              <w:right w:type="dxa" w:w="120"/>
-            </w:tcMar>
-            <w:vAlign w:val="top"/>
-          </w:tcPr>
-          <w:p>
-            <w:pPr>
-              <w:spacing w:before="0" w:after="40"/>
-            </w:pPr>
-            <w:r>
-              <w:rPr>
-                <w:sz w:val="19"/>
-                <w:szCs w:val="19"/>
-              </w:rPr>
-              <w:t xml:space="preserve">só falta a posição do Baltazar (Henrique é o primeiro, o Zane vem antes da Clarice, a Diana depois da Clarice, e Gabriel é o último).</w:t>
+              <w:t xml:space="preserve">a quem ele escreve as cartas, e em que fase fica a carta com o anel desenhado.</w:t>
             </w:r>
           </w:p>
         </w:tc>
